--- a/Основы проектирования баз данных/SQL/Лабораторная 4/Отчет4.docx
+++ b/Основы проектирования баз данных/SQL/Лабораторная 4/Отчет4.docx
@@ -63,7 +63,7 @@
                           <a:blip r:embed="rId5" cstate="print">
                             <a:extLst>
                               <a:ext uri="{28A0092B-C50C-407E-A947-70E740481C1C}">
-                                <a14:useLocalDpi xmlns:a14="http://schemas.microsoft.com/office/drawing/2010/main" xmlns:wps="http://schemas.microsoft.com/office/word/2010/wordprocessingShape" xmlns:wpi="http://schemas.microsoft.com/office/word/2010/wordprocessingInk" xmlns:wpg="http://schemas.microsoft.com/office/word/2010/wordprocessingGroup" xmlns:w14="http://schemas.microsoft.com/office/word/2010/wordml" xmlns:w="http://schemas.openxmlformats.org/wordprocessingml/2006/main" xmlns:w10="urn:schemas-microsoft-com:office:word" xmlns:wp14="http://schemas.microsoft.com/office/word/2010/wordprocessingDrawing" xmlns:v="urn:schemas-microsoft-com:vml" xmlns:o="urn:schemas-microsoft-com:office:office" xmlns:mc="http://schemas.openxmlformats.org/markup-compatibility/2006" xmlns:wpc="http://schemas.microsoft.com/office/word/2010/wordprocessingCanvas" xmlns="" val="0"/>
+                                <a14:useLocalDpi xmlns="" xmlns:wpc="http://schemas.microsoft.com/office/word/2010/wordprocessingCanvas" xmlns:mc="http://schemas.openxmlformats.org/markup-compatibility/2006" xmlns:o="urn:schemas-microsoft-com:office:office" xmlns:v="urn:schemas-microsoft-com:vml" xmlns:wp14="http://schemas.microsoft.com/office/word/2010/wordprocessingDrawing" xmlns:w10="urn:schemas-microsoft-com:office:word" xmlns:w="http://schemas.openxmlformats.org/wordprocessingml/2006/main" xmlns:w14="http://schemas.microsoft.com/office/word/2010/wordml" xmlns:wpg="http://schemas.microsoft.com/office/word/2010/wordprocessingGroup" xmlns:wpi="http://schemas.microsoft.com/office/word/2010/wordprocessingInk" xmlns:wps="http://schemas.microsoft.com/office/word/2010/wordprocessingShape" xmlns:a14="http://schemas.microsoft.com/office/drawing/2010/main" val="0"/>
                               </a:ext>
                             </a:extLst>
                           </a:blip>
@@ -329,9 +329,8 @@
           <w:sz w:val="40"/>
           <w:szCs w:val="36"/>
         </w:rPr>
-        <w:t xml:space="preserve">Отчет по 3 </w:t>
-      </w:r>
-      <w:proofErr w:type="gramStart"/>
+        <w:t xml:space="preserve">Отчет по </w:t>
+      </w:r>
       <w:r>
         <w:rPr>
           <w:rFonts w:cs="Times New Roman"/>
@@ -339,10 +338,10 @@
           <w:bCs/>
           <w:sz w:val="40"/>
           <w:szCs w:val="36"/>
-        </w:rPr>
-        <w:t>лабораторной</w:t>
-      </w:r>
-      <w:proofErr w:type="gramEnd"/>
+          <w:lang w:val="en-US"/>
+        </w:rPr>
+        <w:t>4</w:t>
+      </w:r>
       <w:r>
         <w:rPr>
           <w:rFonts w:cs="Times New Roman"/>
@@ -351,7 +350,7 @@
           <w:sz w:val="40"/>
           <w:szCs w:val="36"/>
         </w:rPr>
-        <w:t xml:space="preserve"> </w:t>
+        <w:t xml:space="preserve"> лабораторной </w:t>
       </w:r>
       <w:r>
         <w:rPr>
@@ -2964,6 +2963,10 @@
     </w:p>
     <w:p>
       <w:r>
+        <w:rPr>
+          <w:noProof/>
+          <w:lang w:eastAsia="ru-RU"/>
+        </w:rPr>
         <w:drawing>
           <wp:inline distT="0" distB="0" distL="0" distR="0">
             <wp:extent cx="5940425" cy="3231091"/>
@@ -3013,6 +3016,10 @@
     </w:p>
     <w:p>
       <w:r>
+        <w:rPr>
+          <w:noProof/>
+          <w:lang w:eastAsia="ru-RU"/>
+        </w:rPr>
         <w:drawing>
           <wp:inline distT="0" distB="0" distL="0" distR="0">
             <wp:extent cx="5940425" cy="3274009"/>
@@ -3063,6 +3070,10 @@
     </w:p>
     <w:p>
       <w:r>
+        <w:rPr>
+          <w:noProof/>
+          <w:lang w:eastAsia="ru-RU"/>
+        </w:rPr>
         <w:drawing>
           <wp:inline distT="0" distB="0" distL="0" distR="0">
             <wp:extent cx="5940425" cy="3365975"/>
@@ -3112,6 +3123,10 @@
     </w:p>
     <w:p>
       <w:r>
+        <w:rPr>
+          <w:noProof/>
+          <w:lang w:eastAsia="ru-RU"/>
+        </w:rPr>
         <w:drawing>
           <wp:inline distT="0" distB="0" distL="0" distR="0">
             <wp:extent cx="5940425" cy="3106016"/>
@@ -3162,6 +3177,10 @@
     </w:p>
     <w:p>
       <w:r>
+        <w:rPr>
+          <w:noProof/>
+          <w:lang w:eastAsia="ru-RU"/>
+        </w:rPr>
         <w:drawing>
           <wp:inline distT="0" distB="0" distL="0" distR="0">
             <wp:extent cx="5940425" cy="3402149"/>
@@ -3211,6 +3230,10 @@
     </w:p>
     <w:p>
       <w:r>
+        <w:rPr>
+          <w:noProof/>
+          <w:lang w:eastAsia="ru-RU"/>
+        </w:rPr>
         <w:drawing>
           <wp:inline distT="0" distB="0" distL="0" distR="0">
             <wp:extent cx="5940425" cy="2980329"/>
@@ -3261,6 +3284,10 @@
     </w:p>
     <w:p>
       <w:r>
+        <w:rPr>
+          <w:noProof/>
+          <w:lang w:eastAsia="ru-RU"/>
+        </w:rPr>
         <w:drawing>
           <wp:inline distT="0" distB="0" distL="0" distR="0">
             <wp:extent cx="5940425" cy="3105403"/>
@@ -3310,6 +3337,10 @@
     </w:p>
     <w:p>
       <w:r>
+        <w:rPr>
+          <w:noProof/>
+          <w:lang w:eastAsia="ru-RU"/>
+        </w:rPr>
         <w:drawing>
           <wp:inline distT="0" distB="0" distL="0" distR="0">
             <wp:extent cx="5940425" cy="3109082"/>
@@ -3360,6 +3391,10 @@
     </w:p>
     <w:p>
       <w:r>
+        <w:rPr>
+          <w:noProof/>
+          <w:lang w:eastAsia="ru-RU"/>
+        </w:rPr>
         <w:drawing>
           <wp:inline distT="0" distB="0" distL="0" distR="0">
             <wp:extent cx="5940425" cy="3155678"/>
@@ -3409,6 +3444,10 @@
     </w:p>
     <w:p>
       <w:r>
+        <w:rPr>
+          <w:noProof/>
+          <w:lang w:eastAsia="ru-RU"/>
+        </w:rPr>
         <w:drawing>
           <wp:inline distT="0" distB="0" distL="0" distR="0">
             <wp:extent cx="5940425" cy="2278318"/>
@@ -3458,6 +3497,10 @@
     </w:p>
     <w:p>
       <w:r>
+        <w:rPr>
+          <w:noProof/>
+          <w:lang w:eastAsia="ru-RU"/>
+        </w:rPr>
         <w:drawing>
           <wp:inline distT="0" distB="0" distL="0" distR="0">
             <wp:extent cx="5940425" cy="2321848"/>
@@ -3508,6 +3551,10 @@
     </w:p>
     <w:p>
       <w:r>
+        <w:rPr>
+          <w:noProof/>
+          <w:lang w:eastAsia="ru-RU"/>
+        </w:rPr>
         <w:drawing>
           <wp:inline distT="0" distB="0" distL="0" distR="0">
             <wp:extent cx="5940425" cy="2352504"/>
@@ -3557,6 +3604,10 @@
     </w:p>
     <w:p>
       <w:r>
+        <w:rPr>
+          <w:noProof/>
+          <w:lang w:eastAsia="ru-RU"/>
+        </w:rPr>
         <w:drawing>
           <wp:inline distT="0" distB="0" distL="0" distR="0">
             <wp:extent cx="5940425" cy="2391743"/>
@@ -3606,6 +3657,10 @@
     </w:p>
     <w:p>
       <w:r>
+        <w:rPr>
+          <w:noProof/>
+          <w:lang w:eastAsia="ru-RU"/>
+        </w:rPr>
         <w:drawing>
           <wp:inline distT="0" distB="0" distL="0" distR="0">
             <wp:extent cx="5940425" cy="2273413"/>
@@ -3656,6 +3711,10 @@
     </w:p>
     <w:p>
       <w:r>
+        <w:rPr>
+          <w:noProof/>
+          <w:lang w:eastAsia="ru-RU"/>
+        </w:rPr>
         <w:drawing>
           <wp:inline distT="0" distB="0" distL="0" distR="0">
             <wp:extent cx="5940425" cy="2440792"/>
@@ -3705,6 +3764,10 @@
     </w:p>
     <w:p>
       <w:r>
+        <w:rPr>
+          <w:noProof/>
+          <w:lang w:eastAsia="ru-RU"/>
+        </w:rPr>
         <w:drawing>
           <wp:inline distT="0" distB="0" distL="0" distR="0">
             <wp:extent cx="5940425" cy="2226816"/>
@@ -3754,6 +3817,10 @@
     </w:p>
     <w:p>
       <w:r>
+        <w:rPr>
+          <w:noProof/>
+          <w:lang w:eastAsia="ru-RU"/>
+        </w:rPr>
         <w:drawing>
           <wp:inline distT="0" distB="0" distL="0" distR="0">
             <wp:extent cx="5940425" cy="2180833"/>
@@ -3804,6 +3871,10 @@
     </w:p>
     <w:p>
       <w:r>
+        <w:rPr>
+          <w:noProof/>
+          <w:lang w:eastAsia="ru-RU"/>
+        </w:rPr>
         <w:drawing>
           <wp:inline distT="0" distB="0" distL="0" distR="0">
             <wp:extent cx="5940425" cy="3199822"/>
@@ -3853,6 +3924,10 @@
     </w:p>
     <w:p>
       <w:r>
+        <w:rPr>
+          <w:noProof/>
+          <w:lang w:eastAsia="ru-RU"/>
+        </w:rPr>
         <w:drawing>
           <wp:inline distT="0" distB="0" distL="0" distR="0">
             <wp:extent cx="5940425" cy="3082105"/>
@@ -3903,6 +3978,10 @@
     </w:p>
     <w:p>
       <w:r>
+        <w:rPr>
+          <w:noProof/>
+          <w:lang w:eastAsia="ru-RU"/>
+        </w:rPr>
         <w:drawing>
           <wp:inline distT="0" distB="0" distL="0" distR="0">
             <wp:extent cx="5940425" cy="3118892"/>
@@ -3964,6 +4043,10 @@
     </w:p>
     <w:p>
       <w:r>
+        <w:rPr>
+          <w:noProof/>
+          <w:lang w:eastAsia="ru-RU"/>
+        </w:rPr>
         <w:drawing>
           <wp:inline distT="0" distB="0" distL="0" distR="0">
             <wp:extent cx="5940425" cy="3075974"/>
@@ -4014,6 +4097,10 @@
     </w:p>
     <w:p>
       <w:r>
+        <w:rPr>
+          <w:noProof/>
+          <w:lang w:eastAsia="ru-RU"/>
+        </w:rPr>
         <w:drawing>
           <wp:inline distT="0" distB="0" distL="0" distR="0">
             <wp:extent cx="5940425" cy="3089462"/>
@@ -4063,6 +4150,10 @@
     </w:p>
     <w:p>
       <w:r>
+        <w:rPr>
+          <w:noProof/>
+          <w:lang w:eastAsia="ru-RU"/>
+        </w:rPr>
         <w:drawing>
           <wp:inline distT="0" distB="0" distL="0" distR="0">
             <wp:extent cx="5940425" cy="3220055"/>
@@ -4113,6 +4204,10 @@
     </w:p>
     <w:p>
       <w:r>
+        <w:rPr>
+          <w:noProof/>
+          <w:lang w:eastAsia="ru-RU"/>
+        </w:rPr>
         <w:drawing>
           <wp:inline distT="0" distB="0" distL="0" distR="0">
             <wp:extent cx="5940425" cy="3235996"/>
@@ -4162,6 +4257,10 @@
     </w:p>
     <w:p>
       <w:r>
+        <w:rPr>
+          <w:noProof/>
+          <w:lang w:eastAsia="ru-RU"/>
+        </w:rPr>
         <w:drawing>
           <wp:inline distT="0" distB="0" distL="0" distR="0">
             <wp:extent cx="5940425" cy="2998722"/>
@@ -4212,6 +4311,10 @@
     </w:p>
     <w:p>
       <w:r>
+        <w:rPr>
+          <w:noProof/>
+          <w:lang w:eastAsia="ru-RU"/>
+        </w:rPr>
         <w:drawing>
           <wp:inline distT="0" distB="0" distL="0" distR="0">
             <wp:extent cx="5940425" cy="3020794"/>
@@ -4261,6 +4364,10 @@
     </w:p>
     <w:p>
       <w:r>
+        <w:rPr>
+          <w:noProof/>
+          <w:lang w:eastAsia="ru-RU"/>
+        </w:rPr>
         <w:drawing>
           <wp:inline distT="0" distB="0" distL="0" distR="0">
             <wp:extent cx="5940425" cy="2592230"/>
@@ -4310,6 +4417,10 @@
     </w:p>
     <w:p>
       <w:r>
+        <w:rPr>
+          <w:noProof/>
+          <w:lang w:eastAsia="ru-RU"/>
+        </w:rPr>
         <w:drawing>
           <wp:inline distT="0" distB="0" distL="0" distR="0">
             <wp:extent cx="5940425" cy="2315104"/>
@@ -4360,6 +4471,10 @@
     </w:p>
     <w:p>
       <w:r>
+        <w:rPr>
+          <w:noProof/>
+          <w:lang w:eastAsia="ru-RU"/>
+        </w:rPr>
         <w:drawing>
           <wp:inline distT="0" distB="0" distL="0" distR="0">
             <wp:extent cx="5940425" cy="2682970"/>
@@ -4409,6 +4524,10 @@
     </w:p>
     <w:p>
       <w:r>
+        <w:rPr>
+          <w:noProof/>
+          <w:lang w:eastAsia="ru-RU"/>
+        </w:rPr>
         <w:drawing>
           <wp:inline distT="0" distB="0" distL="0" distR="0">
             <wp:extent cx="5940425" cy="2396648"/>
@@ -4458,6 +4577,10 @@
     </w:p>
     <w:p>
       <w:r>
+        <w:rPr>
+          <w:noProof/>
+          <w:lang w:eastAsia="ru-RU"/>
+        </w:rPr>
         <w:drawing>
           <wp:inline distT="0" distB="0" distL="0" distR="0">
             <wp:extent cx="5940425" cy="3138511"/>
@@ -4508,6 +4631,10 @@
     </w:p>
     <w:p>
       <w:r>
+        <w:rPr>
+          <w:noProof/>
+          <w:lang w:eastAsia="ru-RU"/>
+        </w:rPr>
         <w:drawing>
           <wp:inline distT="0" distB="0" distL="0" distR="0">
             <wp:extent cx="5940425" cy="3224960"/>
@@ -5226,7 +5353,7 @@
 </file>
 
 <file path=customXml/itemProps1.xml><?xml version="1.0" encoding="utf-8"?>
-<ds:datastoreItem xmlns:ds="http://schemas.openxmlformats.org/officeDocument/2006/customXml" ds:itemID="{AD05E7FA-C6CF-4616-9689-D3A731A02315}">
+<ds:datastoreItem xmlns:ds="http://schemas.openxmlformats.org/officeDocument/2006/customXml" ds:itemID="{9BCA1274-D56F-46CE-BF06-81A06D56A275}">
   <ds:schemaRefs>
     <ds:schemaRef ds:uri="http://schemas.openxmlformats.org/officeDocument/2006/bibliography"/>
   </ds:schemaRefs>
